--- a/Doc/Informe_1.1_Mesa_de_Partes_Digital1.docx
+++ b/Doc/Informe_1.1_Mesa_de_Partes_Digital1.docx
@@ -531,12 +531,6 @@
         <w:gridCol w:w="5488"/>
       </w:tblGrid>
       <w:tr>
-        <w:tblPrEx>
-          <w:tblCellMar>
-            <w:top w:w="0" w:type="dxa"/>
-            <w:bottom w:w="0" w:type="dxa"/>
-          </w:tblCellMar>
-        </w:tblPrEx>
         <w:trPr>
           <w:tblHeader/>
         </w:trPr>
@@ -680,12 +674,6 @@
         </w:tc>
       </w:tr>
       <w:tr>
-        <w:tblPrEx>
-          <w:tblCellMar>
-            <w:top w:w="0" w:type="dxa"/>
-            <w:bottom w:w="0" w:type="dxa"/>
-          </w:tblCellMar>
-        </w:tblPrEx>
         <w:trPr>
           <w:cantSplit/>
         </w:trPr>
@@ -807,12 +795,6 @@
         </w:tc>
       </w:tr>
       <w:tr>
-        <w:tblPrEx>
-          <w:tblCellMar>
-            <w:top w:w="0" w:type="dxa"/>
-            <w:bottom w:w="0" w:type="dxa"/>
-          </w:tblCellMar>
-        </w:tblPrEx>
         <w:trPr>
           <w:cantSplit/>
         </w:trPr>
@@ -938,12 +920,6 @@
         </w:tc>
       </w:tr>
       <w:tr>
-        <w:tblPrEx>
-          <w:tblCellMar>
-            <w:top w:w="0" w:type="dxa"/>
-            <w:bottom w:w="0" w:type="dxa"/>
-          </w:tblCellMar>
-        </w:tblPrEx>
         <w:trPr>
           <w:cantSplit/>
         </w:trPr>
@@ -1065,12 +1041,6 @@
         </w:tc>
       </w:tr>
       <w:tr>
-        <w:tblPrEx>
-          <w:tblCellMar>
-            <w:top w:w="0" w:type="dxa"/>
-            <w:bottom w:w="0" w:type="dxa"/>
-          </w:tblCellMar>
-        </w:tblPrEx>
         <w:trPr>
           <w:cantSplit/>
         </w:trPr>
@@ -1196,12 +1166,6 @@
         </w:tc>
       </w:tr>
       <w:tr>
-        <w:tblPrEx>
-          <w:tblCellMar>
-            <w:top w:w="0" w:type="dxa"/>
-            <w:bottom w:w="0" w:type="dxa"/>
-          </w:tblCellMar>
-        </w:tblPrEx>
         <w:trPr>
           <w:cantSplit/>
         </w:trPr>
@@ -1356,12 +1320,6 @@
         </w:tc>
       </w:tr>
       <w:tr>
-        <w:tblPrEx>
-          <w:tblCellMar>
-            <w:top w:w="0" w:type="dxa"/>
-            <w:bottom w:w="0" w:type="dxa"/>
-          </w:tblCellMar>
-        </w:tblPrEx>
         <w:trPr>
           <w:cantSplit/>
         </w:trPr>
@@ -1487,12 +1445,6 @@
         </w:tc>
       </w:tr>
       <w:tr>
-        <w:tblPrEx>
-          <w:tblCellMar>
-            <w:top w:w="0" w:type="dxa"/>
-            <w:bottom w:w="0" w:type="dxa"/>
-          </w:tblCellMar>
-        </w:tblPrEx>
         <w:trPr>
           <w:cantSplit/>
         </w:trPr>
@@ -1630,12 +1582,6 @@
         </w:tc>
       </w:tr>
       <w:tr>
-        <w:tblPrEx>
-          <w:tblCellMar>
-            <w:top w:w="0" w:type="dxa"/>
-            <w:bottom w:w="0" w:type="dxa"/>
-          </w:tblCellMar>
-        </w:tblPrEx>
         <w:trPr>
           <w:cantSplit/>
         </w:trPr>
@@ -1761,12 +1707,6 @@
         </w:tc>
       </w:tr>
       <w:tr>
-        <w:tblPrEx>
-          <w:tblCellMar>
-            <w:top w:w="0" w:type="dxa"/>
-            <w:bottom w:w="0" w:type="dxa"/>
-          </w:tblCellMar>
-        </w:tblPrEx>
         <w:trPr>
           <w:cantSplit/>
         </w:trPr>
@@ -1888,12 +1828,6 @@
         </w:tc>
       </w:tr>
       <w:tr>
-        <w:tblPrEx>
-          <w:tblCellMar>
-            <w:top w:w="0" w:type="dxa"/>
-            <w:bottom w:w="0" w:type="dxa"/>
-          </w:tblCellMar>
-        </w:tblPrEx>
         <w:trPr>
           <w:cantSplit/>
         </w:trPr>
@@ -2117,12 +2051,6 @@
         <w:gridCol w:w="3213"/>
       </w:tblGrid>
       <w:tr>
-        <w:tblPrEx>
-          <w:tblCellMar>
-            <w:top w:w="0" w:type="dxa"/>
-            <w:bottom w:w="0" w:type="dxa"/>
-          </w:tblCellMar>
-        </w:tblPrEx>
         <w:trPr>
           <w:tblHeader/>
         </w:trPr>
@@ -2230,12 +2158,6 @@
         </w:tc>
       </w:tr>
       <w:tr>
-        <w:tblPrEx>
-          <w:tblCellMar>
-            <w:top w:w="0" w:type="dxa"/>
-            <w:bottom w:w="0" w:type="dxa"/>
-          </w:tblCellMar>
-        </w:tblPrEx>
         <w:trPr>
           <w:cantSplit/>
         </w:trPr>
@@ -2328,12 +2250,6 @@
         </w:tc>
       </w:tr>
       <w:tr>
-        <w:tblPrEx>
-          <w:tblCellMar>
-            <w:top w:w="0" w:type="dxa"/>
-            <w:bottom w:w="0" w:type="dxa"/>
-          </w:tblCellMar>
-        </w:tblPrEx>
         <w:trPr>
           <w:cantSplit/>
         </w:trPr>
@@ -2429,12 +2345,6 @@
         </w:tc>
       </w:tr>
       <w:tr>
-        <w:tblPrEx>
-          <w:tblCellMar>
-            <w:top w:w="0" w:type="dxa"/>
-            <w:bottom w:w="0" w:type="dxa"/>
-          </w:tblCellMar>
-        </w:tblPrEx>
         <w:trPr>
           <w:cantSplit/>
         </w:trPr>
@@ -2527,12 +2437,6 @@
         </w:tc>
       </w:tr>
       <w:tr>
-        <w:tblPrEx>
-          <w:tblCellMar>
-            <w:top w:w="0" w:type="dxa"/>
-            <w:bottom w:w="0" w:type="dxa"/>
-          </w:tblCellMar>
-        </w:tblPrEx>
         <w:trPr>
           <w:cantSplit/>
         </w:trPr>
@@ -2628,12 +2532,6 @@
         </w:tc>
       </w:tr>
       <w:tr>
-        <w:tblPrEx>
-          <w:tblCellMar>
-            <w:top w:w="0" w:type="dxa"/>
-            <w:bottom w:w="0" w:type="dxa"/>
-          </w:tblCellMar>
-        </w:tblPrEx>
         <w:trPr>
           <w:cantSplit/>
         </w:trPr>
@@ -2726,12 +2624,6 @@
         </w:tc>
       </w:tr>
       <w:tr>
-        <w:tblPrEx>
-          <w:tblCellMar>
-            <w:top w:w="0" w:type="dxa"/>
-            <w:bottom w:w="0" w:type="dxa"/>
-          </w:tblCellMar>
-        </w:tblPrEx>
         <w:trPr>
           <w:cantSplit/>
         </w:trPr>
@@ -3202,12 +3094,6 @@
         <w:gridCol w:w="2488"/>
       </w:tblGrid>
       <w:tr>
-        <w:tblPrEx>
-          <w:tblCellMar>
-            <w:top w:w="0" w:type="dxa"/>
-            <w:bottom w:w="0" w:type="dxa"/>
-          </w:tblCellMar>
-        </w:tblPrEx>
         <w:trPr>
           <w:tblHeader/>
         </w:trPr>
@@ -3383,12 +3269,6 @@
         </w:tc>
       </w:tr>
       <w:tr>
-        <w:tblPrEx>
-          <w:tblCellMar>
-            <w:top w:w="0" w:type="dxa"/>
-            <w:bottom w:w="0" w:type="dxa"/>
-          </w:tblCellMar>
-        </w:tblPrEx>
         <w:trPr>
           <w:cantSplit/>
         </w:trPr>
@@ -3539,12 +3419,6 @@
         </w:tc>
       </w:tr>
       <w:tr>
-        <w:tblPrEx>
-          <w:tblCellMar>
-            <w:top w:w="0" w:type="dxa"/>
-            <w:bottom w:w="0" w:type="dxa"/>
-          </w:tblCellMar>
-        </w:tblPrEx>
         <w:trPr>
           <w:cantSplit/>
         </w:trPr>
@@ -3700,12 +3574,6 @@
         </w:tc>
       </w:tr>
       <w:tr>
-        <w:tblPrEx>
-          <w:tblCellMar>
-            <w:top w:w="0" w:type="dxa"/>
-            <w:bottom w:w="0" w:type="dxa"/>
-          </w:tblCellMar>
-        </w:tblPrEx>
         <w:trPr>
           <w:cantSplit/>
         </w:trPr>
@@ -3856,12 +3724,6 @@
         </w:tc>
       </w:tr>
       <w:tr>
-        <w:tblPrEx>
-          <w:tblCellMar>
-            <w:top w:w="0" w:type="dxa"/>
-            <w:bottom w:w="0" w:type="dxa"/>
-          </w:tblCellMar>
-        </w:tblPrEx>
         <w:trPr>
           <w:cantSplit/>
         </w:trPr>
@@ -4017,12 +3879,6 @@
         </w:tc>
       </w:tr>
       <w:tr>
-        <w:tblPrEx>
-          <w:tblCellMar>
-            <w:top w:w="0" w:type="dxa"/>
-            <w:bottom w:w="0" w:type="dxa"/>
-          </w:tblCellMar>
-        </w:tblPrEx>
         <w:trPr>
           <w:cantSplit/>
         </w:trPr>
@@ -4173,12 +4029,6 @@
         </w:tc>
       </w:tr>
       <w:tr>
-        <w:tblPrEx>
-          <w:tblCellMar>
-            <w:top w:w="0" w:type="dxa"/>
-            <w:bottom w:w="0" w:type="dxa"/>
-          </w:tblCellMar>
-        </w:tblPrEx>
         <w:trPr>
           <w:cantSplit/>
         </w:trPr>
@@ -4334,12 +4184,6 @@
         </w:tc>
       </w:tr>
       <w:tr>
-        <w:tblPrEx>
-          <w:tblCellMar>
-            <w:top w:w="0" w:type="dxa"/>
-            <w:bottom w:w="0" w:type="dxa"/>
-          </w:tblCellMar>
-        </w:tblPrEx>
         <w:trPr>
           <w:cantSplit/>
         </w:trPr>
@@ -4567,15 +4411,7 @@
           <w:sz w:val="24"/>
           <w:szCs w:val="24"/>
         </w:rPr>
-        <w:t>todo, ya que estará organizada en un módulo independiente.</w:t>
-      </w:r>
-      <w:r>
-        <w:rPr>
-          <w:color w:val="000000" w:themeColor="text1"/>
-          <w:sz w:val="24"/>
-          <w:szCs w:val="24"/>
-        </w:rPr>
-        <w:t>5. Diseño del algoritmo</w:t>
+        <w:t>todo, ya que estará organizada en un módulo independiente.5. Diseño del algoritmo</w:t>
       </w:r>
       <w:r>
         <w:rPr>
@@ -4638,12 +4474,6 @@
         <w:gridCol w:w="4938"/>
       </w:tblGrid>
       <w:tr>
-        <w:tblPrEx>
-          <w:tblCellMar>
-            <w:top w:w="0" w:type="dxa"/>
-            <w:bottom w:w="0" w:type="dxa"/>
-          </w:tblCellMar>
-        </w:tblPrEx>
         <w:trPr>
           <w:tblHeader/>
         </w:trPr>
@@ -4785,12 +4615,6 @@
         </w:tc>
       </w:tr>
       <w:tr>
-        <w:tblPrEx>
-          <w:tblCellMar>
-            <w:top w:w="0" w:type="dxa"/>
-            <w:bottom w:w="0" w:type="dxa"/>
-          </w:tblCellMar>
-        </w:tblPrEx>
         <w:trPr>
           <w:cantSplit/>
         </w:trPr>
@@ -4914,12 +4738,6 @@
         </w:tc>
       </w:tr>
       <w:tr>
-        <w:tblPrEx>
-          <w:tblCellMar>
-            <w:top w:w="0" w:type="dxa"/>
-            <w:bottom w:w="0" w:type="dxa"/>
-          </w:tblCellMar>
-        </w:tblPrEx>
         <w:trPr>
           <w:cantSplit/>
         </w:trPr>
@@ -5045,12 +4863,6 @@
         </w:tc>
       </w:tr>
       <w:tr>
-        <w:tblPrEx>
-          <w:tblCellMar>
-            <w:top w:w="0" w:type="dxa"/>
-            <w:bottom w:w="0" w:type="dxa"/>
-          </w:tblCellMar>
-        </w:tblPrEx>
         <w:trPr>
           <w:cantSplit/>
         </w:trPr>
@@ -5174,12 +4986,6 @@
         </w:tc>
       </w:tr>
       <w:tr>
-        <w:tblPrEx>
-          <w:tblCellMar>
-            <w:top w:w="0" w:type="dxa"/>
-            <w:bottom w:w="0" w:type="dxa"/>
-          </w:tblCellMar>
-        </w:tblPrEx>
         <w:trPr>
           <w:cantSplit/>
         </w:trPr>
@@ -5305,12 +5111,6 @@
         </w:tc>
       </w:tr>
       <w:tr>
-        <w:tblPrEx>
-          <w:tblCellMar>
-            <w:top w:w="0" w:type="dxa"/>
-            <w:bottom w:w="0" w:type="dxa"/>
-          </w:tblCellMar>
-        </w:tblPrEx>
         <w:trPr>
           <w:cantSplit/>
         </w:trPr>
@@ -5432,12 +5232,6 @@
         </w:tc>
       </w:tr>
       <w:tr>
-        <w:tblPrEx>
-          <w:tblCellMar>
-            <w:top w:w="0" w:type="dxa"/>
-            <w:bottom w:w="0" w:type="dxa"/>
-          </w:tblCellMar>
-        </w:tblPrEx>
         <w:trPr>
           <w:cantSplit/>
         </w:trPr>
@@ -8530,12 +8324,6 @@
         <w:gridCol w:w="3738"/>
       </w:tblGrid>
       <w:tr>
-        <w:tblPrEx>
-          <w:tblCellMar>
-            <w:top w:w="0" w:type="dxa"/>
-            <w:bottom w:w="0" w:type="dxa"/>
-          </w:tblCellMar>
-        </w:tblPrEx>
         <w:trPr>
           <w:tblHeader/>
         </w:trPr>
@@ -8643,12 +8431,6 @@
         </w:tc>
       </w:tr>
       <w:tr>
-        <w:tblPrEx>
-          <w:tblCellMar>
-            <w:top w:w="0" w:type="dxa"/>
-            <w:bottom w:w="0" w:type="dxa"/>
-          </w:tblCellMar>
-        </w:tblPrEx>
         <w:trPr>
           <w:cantSplit/>
         </w:trPr>
@@ -8782,12 +8564,6 @@
         </w:tc>
       </w:tr>
       <w:tr>
-        <w:tblPrEx>
-          <w:tblCellMar>
-            <w:top w:w="0" w:type="dxa"/>
-            <w:bottom w:w="0" w:type="dxa"/>
-          </w:tblCellMar>
-        </w:tblPrEx>
         <w:trPr>
           <w:cantSplit/>
         </w:trPr>
@@ -8933,12 +8709,6 @@
         </w:tc>
       </w:tr>
       <w:tr>
-        <w:tblPrEx>
-          <w:tblCellMar>
-            <w:top w:w="0" w:type="dxa"/>
-            <w:bottom w:w="0" w:type="dxa"/>
-          </w:tblCellMar>
-        </w:tblPrEx>
         <w:trPr>
           <w:cantSplit/>
         </w:trPr>
@@ -9049,12 +8819,6 @@
         </w:tc>
       </w:tr>
       <w:tr>
-        <w:tblPrEx>
-          <w:tblCellMar>
-            <w:top w:w="0" w:type="dxa"/>
-            <w:bottom w:w="0" w:type="dxa"/>
-          </w:tblCellMar>
-        </w:tblPrEx>
         <w:trPr>
           <w:cantSplit/>
         </w:trPr>
@@ -9184,12 +8948,6 @@
         </w:tc>
       </w:tr>
       <w:tr>
-        <w:tblPrEx>
-          <w:tblCellMar>
-            <w:top w:w="0" w:type="dxa"/>
-            <w:bottom w:w="0" w:type="dxa"/>
-          </w:tblCellMar>
-        </w:tblPrEx>
         <w:trPr>
           <w:cantSplit/>
         </w:trPr>
@@ -9282,12 +9040,6 @@
         </w:tc>
       </w:tr>
       <w:tr>
-        <w:tblPrEx>
-          <w:tblCellMar>
-            <w:top w:w="0" w:type="dxa"/>
-            <w:bottom w:w="0" w:type="dxa"/>
-          </w:tblCellMar>
-        </w:tblPrEx>
         <w:trPr>
           <w:cantSplit/>
         </w:trPr>
@@ -9466,12 +9218,6 @@
         <w:gridCol w:w="5038"/>
       </w:tblGrid>
       <w:tr>
-        <w:tblPrEx>
-          <w:tblCellMar>
-            <w:top w:w="0" w:type="dxa"/>
-            <w:bottom w:w="0" w:type="dxa"/>
-          </w:tblCellMar>
-        </w:tblPrEx>
         <w:trPr>
           <w:tblHeader/>
         </w:trPr>
@@ -9579,12 +9325,6 @@
         </w:tc>
       </w:tr>
       <w:tr>
-        <w:tblPrEx>
-          <w:tblCellMar>
-            <w:top w:w="0" w:type="dxa"/>
-            <w:bottom w:w="0" w:type="dxa"/>
-          </w:tblCellMar>
-        </w:tblPrEx>
         <w:trPr>
           <w:cantSplit/>
         </w:trPr>
@@ -9677,12 +9417,6 @@
         </w:tc>
       </w:tr>
       <w:tr>
-        <w:tblPrEx>
-          <w:tblCellMar>
-            <w:top w:w="0" w:type="dxa"/>
-            <w:bottom w:w="0" w:type="dxa"/>
-          </w:tblCellMar>
-        </w:tblPrEx>
         <w:trPr>
           <w:cantSplit/>
         </w:trPr>
@@ -9778,12 +9512,6 @@
         </w:tc>
       </w:tr>
       <w:tr>
-        <w:tblPrEx>
-          <w:tblCellMar>
-            <w:top w:w="0" w:type="dxa"/>
-            <w:bottom w:w="0" w:type="dxa"/>
-          </w:tblCellMar>
-        </w:tblPrEx>
         <w:trPr>
           <w:cantSplit/>
         </w:trPr>
@@ -9876,12 +9604,6 @@
         </w:tc>
       </w:tr>
       <w:tr>
-        <w:tblPrEx>
-          <w:tblCellMar>
-            <w:top w:w="0" w:type="dxa"/>
-            <w:bottom w:w="0" w:type="dxa"/>
-          </w:tblCellMar>
-        </w:tblPrEx>
         <w:trPr>
           <w:cantSplit/>
         </w:trPr>
@@ -9978,12 +9700,6 @@
         </w:tc>
       </w:tr>
       <w:tr>
-        <w:tblPrEx>
-          <w:tblCellMar>
-            <w:top w:w="0" w:type="dxa"/>
-            <w:bottom w:w="0" w:type="dxa"/>
-          </w:tblCellMar>
-        </w:tblPrEx>
         <w:trPr>
           <w:cantSplit/>
         </w:trPr>
@@ -10076,12 +9792,6 @@
         </w:tc>
       </w:tr>
       <w:tr>
-        <w:tblPrEx>
-          <w:tblCellMar>
-            <w:top w:w="0" w:type="dxa"/>
-            <w:bottom w:w="0" w:type="dxa"/>
-          </w:tblCellMar>
-        </w:tblPrEx>
         <w:trPr>
           <w:cantSplit/>
         </w:trPr>
@@ -10177,12 +9887,6 @@
         </w:tc>
       </w:tr>
       <w:tr>
-        <w:tblPrEx>
-          <w:tblCellMar>
-            <w:top w:w="0" w:type="dxa"/>
-            <w:bottom w:w="0" w:type="dxa"/>
-          </w:tblCellMar>
-        </w:tblPrEx>
         <w:trPr>
           <w:cantSplit/>
         </w:trPr>
@@ -10275,12 +9979,6 @@
         </w:tc>
       </w:tr>
       <w:tr>
-        <w:tblPrEx>
-          <w:tblCellMar>
-            <w:top w:w="0" w:type="dxa"/>
-            <w:bottom w:w="0" w:type="dxa"/>
-          </w:tblCellMar>
-        </w:tblPrEx>
         <w:trPr>
           <w:cantSplit/>
         </w:trPr>
@@ -10376,12 +10074,6 @@
         </w:tc>
       </w:tr>
       <w:tr>
-        <w:tblPrEx>
-          <w:tblCellMar>
-            <w:top w:w="0" w:type="dxa"/>
-            <w:bottom w:w="0" w:type="dxa"/>
-          </w:tblCellMar>
-        </w:tblPrEx>
         <w:trPr>
           <w:cantSplit/>
         </w:trPr>
@@ -10474,12 +10166,6 @@
         </w:tc>
       </w:tr>
       <w:tr>
-        <w:tblPrEx>
-          <w:tblCellMar>
-            <w:top w:w="0" w:type="dxa"/>
-            <w:bottom w:w="0" w:type="dxa"/>
-          </w:tblCellMar>
-        </w:tblPrEx>
         <w:trPr>
           <w:cantSplit/>
         </w:trPr>
@@ -10662,12 +10348,6 @@
         <w:gridCol w:w="5138"/>
       </w:tblGrid>
       <w:tr>
-        <w:tblPrEx>
-          <w:tblCellMar>
-            <w:top w:w="0" w:type="dxa"/>
-            <w:bottom w:w="0" w:type="dxa"/>
-          </w:tblCellMar>
-        </w:tblPrEx>
         <w:trPr>
           <w:tblHeader/>
         </w:trPr>
@@ -10775,12 +10455,6 @@
         </w:tc>
       </w:tr>
       <w:tr>
-        <w:tblPrEx>
-          <w:tblCellMar>
-            <w:top w:w="0" w:type="dxa"/>
-            <w:bottom w:w="0" w:type="dxa"/>
-          </w:tblCellMar>
-        </w:tblPrEx>
         <w:trPr>
           <w:cantSplit/>
         </w:trPr>
@@ -10873,12 +10547,6 @@
         </w:tc>
       </w:tr>
       <w:tr>
-        <w:tblPrEx>
-          <w:tblCellMar>
-            <w:top w:w="0" w:type="dxa"/>
-            <w:bottom w:w="0" w:type="dxa"/>
-          </w:tblCellMar>
-        </w:tblPrEx>
         <w:trPr>
           <w:cantSplit/>
         </w:trPr>
@@ -11095,12 +10763,6 @@
         </w:tc>
       </w:tr>
       <w:tr>
-        <w:tblPrEx>
-          <w:tblCellMar>
-            <w:top w:w="0" w:type="dxa"/>
-            <w:bottom w:w="0" w:type="dxa"/>
-          </w:tblCellMar>
-        </w:tblPrEx>
         <w:trPr>
           <w:cantSplit/>
         </w:trPr>
@@ -11193,12 +10855,6 @@
         </w:tc>
       </w:tr>
       <w:tr>
-        <w:tblPrEx>
-          <w:tblCellMar>
-            <w:top w:w="0" w:type="dxa"/>
-            <w:bottom w:w="0" w:type="dxa"/>
-          </w:tblCellMar>
-        </w:tblPrEx>
         <w:trPr>
           <w:cantSplit/>
         </w:trPr>
@@ -11335,12 +10991,6 @@
         </w:tc>
       </w:tr>
       <w:tr>
-        <w:tblPrEx>
-          <w:tblCellMar>
-            <w:top w:w="0" w:type="dxa"/>
-            <w:bottom w:w="0" w:type="dxa"/>
-          </w:tblCellMar>
-        </w:tblPrEx>
         <w:trPr>
           <w:cantSplit/>
         </w:trPr>
@@ -11778,12 +11428,6 @@
         <w:gridCol w:w="6638"/>
       </w:tblGrid>
       <w:tr>
-        <w:tblPrEx>
-          <w:tblCellMar>
-            <w:top w:w="0" w:type="dxa"/>
-            <w:bottom w:w="0" w:type="dxa"/>
-          </w:tblCellMar>
-        </w:tblPrEx>
         <w:trPr>
           <w:tblHeader/>
         </w:trPr>
@@ -11857,12 +11501,6 @@
         </w:tc>
       </w:tr>
       <w:tr>
-        <w:tblPrEx>
-          <w:tblCellMar>
-            <w:top w:w="0" w:type="dxa"/>
-            <w:bottom w:w="0" w:type="dxa"/>
-          </w:tblCellMar>
-        </w:tblPrEx>
         <w:trPr>
           <w:cantSplit/>
         </w:trPr>
@@ -11960,12 +11598,6 @@
         </w:tc>
       </w:tr>
       <w:tr>
-        <w:tblPrEx>
-          <w:tblCellMar>
-            <w:top w:w="0" w:type="dxa"/>
-            <w:bottom w:w="0" w:type="dxa"/>
-          </w:tblCellMar>
-        </w:tblPrEx>
         <w:trPr>
           <w:cantSplit/>
         </w:trPr>
@@ -12031,12 +11663,6 @@
         </w:tc>
       </w:tr>
       <w:tr>
-        <w:tblPrEx>
-          <w:tblCellMar>
-            <w:top w:w="0" w:type="dxa"/>
-            <w:bottom w:w="0" w:type="dxa"/>
-          </w:tblCellMar>
-        </w:tblPrEx>
         <w:trPr>
           <w:cantSplit/>
         </w:trPr>
@@ -12109,12 +11735,6 @@
         </w:tc>
       </w:tr>
       <w:tr>
-        <w:tblPrEx>
-          <w:tblCellMar>
-            <w:top w:w="0" w:type="dxa"/>
-            <w:bottom w:w="0" w:type="dxa"/>
-          </w:tblCellMar>
-        </w:tblPrEx>
         <w:trPr>
           <w:cantSplit/>
         </w:trPr>
@@ -12180,12 +11800,6 @@
         </w:tc>
       </w:tr>
       <w:tr>
-        <w:tblPrEx>
-          <w:tblCellMar>
-            <w:top w:w="0" w:type="dxa"/>
-            <w:bottom w:w="0" w:type="dxa"/>
-          </w:tblCellMar>
-        </w:tblPrEx>
         <w:trPr>
           <w:cantSplit/>
         </w:trPr>
@@ -12249,12 +11863,6 @@
         </w:tc>
       </w:tr>
       <w:tr>
-        <w:tblPrEx>
-          <w:tblCellMar>
-            <w:top w:w="0" w:type="dxa"/>
-            <w:bottom w:w="0" w:type="dxa"/>
-          </w:tblCellMar>
-        </w:tblPrEx>
         <w:trPr>
           <w:cantSplit/>
         </w:trPr>
@@ -12449,12 +12057,6 @@
         <w:gridCol w:w="4338"/>
       </w:tblGrid>
       <w:tr>
-        <w:tblPrEx>
-          <w:tblCellMar>
-            <w:top w:w="0" w:type="dxa"/>
-            <w:bottom w:w="0" w:type="dxa"/>
-          </w:tblCellMar>
-        </w:tblPrEx>
         <w:trPr>
           <w:tblHeader/>
         </w:trPr>
@@ -12574,12 +12176,6 @@
         </w:tc>
       </w:tr>
       <w:tr>
-        <w:tblPrEx>
-          <w:tblCellMar>
-            <w:top w:w="0" w:type="dxa"/>
-            <w:bottom w:w="0" w:type="dxa"/>
-          </w:tblCellMar>
-        </w:tblPrEx>
         <w:trPr>
           <w:cantSplit/>
         </w:trPr>
@@ -12688,12 +12284,6 @@
         </w:tc>
       </w:tr>
       <w:tr>
-        <w:tblPrEx>
-          <w:tblCellMar>
-            <w:top w:w="0" w:type="dxa"/>
-            <w:bottom w:w="0" w:type="dxa"/>
-          </w:tblCellMar>
-        </w:tblPrEx>
         <w:trPr>
           <w:cantSplit/>
         </w:trPr>
@@ -12823,12 +12413,6 @@
         </w:tc>
       </w:tr>
       <w:tr>
-        <w:tblPrEx>
-          <w:tblCellMar>
-            <w:top w:w="0" w:type="dxa"/>
-            <w:bottom w:w="0" w:type="dxa"/>
-          </w:tblCellMar>
-        </w:tblPrEx>
         <w:trPr>
           <w:cantSplit/>
         </w:trPr>
@@ -12921,12 +12505,6 @@
         </w:tc>
       </w:tr>
       <w:tr>
-        <w:tblPrEx>
-          <w:tblCellMar>
-            <w:top w:w="0" w:type="dxa"/>
-            <w:bottom w:w="0" w:type="dxa"/>
-          </w:tblCellMar>
-        </w:tblPrEx>
         <w:trPr>
           <w:cantSplit/>
         </w:trPr>
@@ -13054,12 +12632,6 @@
         </w:tc>
       </w:tr>
       <w:tr>
-        <w:tblPrEx>
-          <w:tblCellMar>
-            <w:top w:w="0" w:type="dxa"/>
-            <w:bottom w:w="0" w:type="dxa"/>
-          </w:tblCellMar>
-        </w:tblPrEx>
         <w:trPr>
           <w:cantSplit/>
         </w:trPr>
@@ -13326,12 +12898,6 @@
         <w:gridCol w:w="1638"/>
       </w:tblGrid>
       <w:tr>
-        <w:tblPrEx>
-          <w:tblCellMar>
-            <w:top w:w="0" w:type="dxa"/>
-            <w:bottom w:w="0" w:type="dxa"/>
-          </w:tblCellMar>
-        </w:tblPrEx>
         <w:trPr>
           <w:tblHeader/>
         </w:trPr>
@@ -13509,12 +13075,6 @@
         </w:tc>
       </w:tr>
       <w:tr>
-        <w:tblPrEx>
-          <w:tblCellMar>
-            <w:top w:w="0" w:type="dxa"/>
-            <w:bottom w:w="0" w:type="dxa"/>
-          </w:tblCellMar>
-        </w:tblPrEx>
         <w:trPr>
           <w:cantSplit/>
         </w:trPr>
@@ -13665,12 +13225,6 @@
         </w:tc>
       </w:tr>
       <w:tr>
-        <w:tblPrEx>
-          <w:tblCellMar>
-            <w:top w:w="0" w:type="dxa"/>
-            <w:bottom w:w="0" w:type="dxa"/>
-          </w:tblCellMar>
-        </w:tblPrEx>
         <w:trPr>
           <w:cantSplit/>
         </w:trPr>
@@ -13826,12 +13380,6 @@
         </w:tc>
       </w:tr>
       <w:tr>
-        <w:tblPrEx>
-          <w:tblCellMar>
-            <w:top w:w="0" w:type="dxa"/>
-            <w:bottom w:w="0" w:type="dxa"/>
-          </w:tblCellMar>
-        </w:tblPrEx>
         <w:trPr>
           <w:cantSplit/>
         </w:trPr>
@@ -13982,12 +13530,6 @@
         </w:tc>
       </w:tr>
       <w:tr>
-        <w:tblPrEx>
-          <w:tblCellMar>
-            <w:top w:w="0" w:type="dxa"/>
-            <w:bottom w:w="0" w:type="dxa"/>
-          </w:tblCellMar>
-        </w:tblPrEx>
         <w:trPr>
           <w:cantSplit/>
         </w:trPr>
@@ -14143,12 +13685,6 @@
         </w:tc>
       </w:tr>
       <w:tr>
-        <w:tblPrEx>
-          <w:tblCellMar>
-            <w:top w:w="0" w:type="dxa"/>
-            <w:bottom w:w="0" w:type="dxa"/>
-          </w:tblCellMar>
-        </w:tblPrEx>
         <w:trPr>
           <w:cantSplit/>
         </w:trPr>
@@ -14299,12 +13835,6 @@
         </w:tc>
       </w:tr>
       <w:tr>
-        <w:tblPrEx>
-          <w:tblCellMar>
-            <w:top w:w="0" w:type="dxa"/>
-            <w:bottom w:w="0" w:type="dxa"/>
-          </w:tblCellMar>
-        </w:tblPrEx>
         <w:trPr>
           <w:cantSplit/>
         </w:trPr>
@@ -14460,12 +13990,6 @@
         </w:tc>
       </w:tr>
       <w:tr>
-        <w:tblPrEx>
-          <w:tblCellMar>
-            <w:top w:w="0" w:type="dxa"/>
-            <w:bottom w:w="0" w:type="dxa"/>
-          </w:tblCellMar>
-        </w:tblPrEx>
         <w:trPr>
           <w:cantSplit/>
         </w:trPr>
@@ -14616,12 +14140,6 @@
         </w:tc>
       </w:tr>
       <w:tr>
-        <w:tblPrEx>
-          <w:tblCellMar>
-            <w:top w:w="0" w:type="dxa"/>
-            <w:bottom w:w="0" w:type="dxa"/>
-          </w:tblCellMar>
-        </w:tblPrEx>
         <w:trPr>
           <w:cantSplit/>
         </w:trPr>
@@ -14777,12 +14295,6 @@
         </w:tc>
       </w:tr>
       <w:tr>
-        <w:tblPrEx>
-          <w:tblCellMar>
-            <w:top w:w="0" w:type="dxa"/>
-            <w:bottom w:w="0" w:type="dxa"/>
-          </w:tblCellMar>
-        </w:tblPrEx>
         <w:trPr>
           <w:cantSplit/>
         </w:trPr>
@@ -14933,12 +14445,6 @@
         </w:tc>
       </w:tr>
       <w:tr>
-        <w:tblPrEx>
-          <w:tblCellMar>
-            <w:top w:w="0" w:type="dxa"/>
-            <w:bottom w:w="0" w:type="dxa"/>
-          </w:tblCellMar>
-        </w:tblPrEx>
         <w:trPr>
           <w:cantSplit/>
         </w:trPr>
@@ -15094,12 +14600,6 @@
         </w:tc>
       </w:tr>
       <w:tr>
-        <w:tblPrEx>
-          <w:tblCellMar>
-            <w:top w:w="0" w:type="dxa"/>
-            <w:bottom w:w="0" w:type="dxa"/>
-          </w:tblCellMar>
-        </w:tblPrEx>
         <w:trPr>
           <w:cantSplit/>
         </w:trPr>
@@ -15250,12 +14750,6 @@
         </w:tc>
       </w:tr>
       <w:tr>
-        <w:tblPrEx>
-          <w:tblCellMar>
-            <w:top w:w="0" w:type="dxa"/>
-            <w:bottom w:w="0" w:type="dxa"/>
-          </w:tblCellMar>
-        </w:tblPrEx>
         <w:trPr>
           <w:cantSplit/>
         </w:trPr>
@@ -15411,12 +14905,6 @@
         </w:tc>
       </w:tr>
       <w:tr>
-        <w:tblPrEx>
-          <w:tblCellMar>
-            <w:top w:w="0" w:type="dxa"/>
-            <w:bottom w:w="0" w:type="dxa"/>
-          </w:tblCellMar>
-        </w:tblPrEx>
         <w:trPr>
           <w:cantSplit/>
         </w:trPr>
@@ -15831,12 +15319,6 @@
         <w:gridCol w:w="6838"/>
       </w:tblGrid>
       <w:tr>
-        <w:tblPrEx>
-          <w:tblCellMar>
-            <w:top w:w="0" w:type="dxa"/>
-            <w:bottom w:w="0" w:type="dxa"/>
-          </w:tblCellMar>
-        </w:tblPrEx>
         <w:trPr>
           <w:tblHeader/>
         </w:trPr>
@@ -15910,12 +15392,6 @@
         </w:tc>
       </w:tr>
       <w:tr>
-        <w:tblPrEx>
-          <w:tblCellMar>
-            <w:top w:w="0" w:type="dxa"/>
-            <w:bottom w:w="0" w:type="dxa"/>
-          </w:tblCellMar>
-        </w:tblPrEx>
         <w:trPr>
           <w:cantSplit/>
         </w:trPr>
@@ -15979,12 +15455,6 @@
         </w:tc>
       </w:tr>
       <w:tr>
-        <w:tblPrEx>
-          <w:tblCellMar>
-            <w:top w:w="0" w:type="dxa"/>
-            <w:bottom w:w="0" w:type="dxa"/>
-          </w:tblCellMar>
-        </w:tblPrEx>
         <w:trPr>
           <w:cantSplit/>
         </w:trPr>
@@ -16050,12 +15520,6 @@
         </w:tc>
       </w:tr>
       <w:tr>
-        <w:tblPrEx>
-          <w:tblCellMar>
-            <w:top w:w="0" w:type="dxa"/>
-            <w:bottom w:w="0" w:type="dxa"/>
-          </w:tblCellMar>
-        </w:tblPrEx>
         <w:trPr>
           <w:cantSplit/>
         </w:trPr>
@@ -16119,12 +15583,6 @@
         </w:tc>
       </w:tr>
       <w:tr>
-        <w:tblPrEx>
-          <w:tblCellMar>
-            <w:top w:w="0" w:type="dxa"/>
-            <w:bottom w:w="0" w:type="dxa"/>
-          </w:tblCellMar>
-        </w:tblPrEx>
         <w:trPr>
           <w:cantSplit/>
         </w:trPr>
@@ -16238,12 +15696,6 @@
         </w:tc>
       </w:tr>
       <w:tr>
-        <w:tblPrEx>
-          <w:tblCellMar>
-            <w:top w:w="0" w:type="dxa"/>
-            <w:bottom w:w="0" w:type="dxa"/>
-          </w:tblCellMar>
-        </w:tblPrEx>
         <w:trPr>
           <w:cantSplit/>
         </w:trPr>
@@ -16558,12 +16010,6 @@
         <w:gridCol w:w="2838"/>
       </w:tblGrid>
       <w:tr>
-        <w:tblPrEx>
-          <w:tblCellMar>
-            <w:top w:w="0" w:type="dxa"/>
-            <w:bottom w:w="0" w:type="dxa"/>
-          </w:tblCellMar>
-        </w:tblPrEx>
         <w:trPr>
           <w:tblHeader/>
         </w:trPr>
@@ -16671,12 +16117,6 @@
         </w:tc>
       </w:tr>
       <w:tr>
-        <w:tblPrEx>
-          <w:tblCellMar>
-            <w:top w:w="0" w:type="dxa"/>
-            <w:bottom w:w="0" w:type="dxa"/>
-          </w:tblCellMar>
-        </w:tblPrEx>
         <w:trPr>
           <w:cantSplit/>
         </w:trPr>
@@ -16785,12 +16225,6 @@
         </w:tc>
       </w:tr>
       <w:tr>
-        <w:tblPrEx>
-          <w:tblCellMar>
-            <w:top w:w="0" w:type="dxa"/>
-            <w:bottom w:w="0" w:type="dxa"/>
-          </w:tblCellMar>
-        </w:tblPrEx>
         <w:trPr>
           <w:cantSplit/>
         </w:trPr>
@@ -16902,12 +16336,6 @@
         </w:tc>
       </w:tr>
       <w:tr>
-        <w:tblPrEx>
-          <w:tblCellMar>
-            <w:top w:w="0" w:type="dxa"/>
-            <w:bottom w:w="0" w:type="dxa"/>
-          </w:tblCellMar>
-        </w:tblPrEx>
         <w:trPr>
           <w:cantSplit/>
         </w:trPr>
@@ -17000,12 +16428,6 @@
         </w:tc>
       </w:tr>
       <w:tr>
-        <w:tblPrEx>
-          <w:tblCellMar>
-            <w:top w:w="0" w:type="dxa"/>
-            <w:bottom w:w="0" w:type="dxa"/>
-          </w:tblCellMar>
-        </w:tblPrEx>
         <w:trPr>
           <w:cantSplit/>
         </w:trPr>
@@ -17142,12 +16564,6 @@
         </w:tc>
       </w:tr>
       <w:tr>
-        <w:tblPrEx>
-          <w:tblCellMar>
-            <w:top w:w="0" w:type="dxa"/>
-            <w:bottom w:w="0" w:type="dxa"/>
-          </w:tblCellMar>
-        </w:tblPrEx>
         <w:trPr>
           <w:cantSplit/>
         </w:trPr>
@@ -17249,12 +16665,6 @@
         </w:tc>
       </w:tr>
       <w:tr>
-        <w:tblPrEx>
-          <w:tblCellMar>
-            <w:top w:w="0" w:type="dxa"/>
-            <w:bottom w:w="0" w:type="dxa"/>
-          </w:tblCellMar>
-        </w:tblPrEx>
         <w:trPr>
           <w:cantSplit/>
         </w:trPr>
@@ -17678,6 +17088,44 @@
       </w:pPr>
       <w:r>
         <w:t>Insertar aquí las capturas del código en Python (menú, validaciones, búsqueda, ordenamiento y archivos) y las capturas del programa funcionando con los resultados de los 13 casos de prueba de la sección 7.1.</w:t>
+      </w:r>
+    </w:p>
+    <w:p>
+      <w:pPr>
+        <w:spacing w:after="120" w:line="300" w:lineRule="auto"/>
+        <w:jc w:val="both"/>
+      </w:pPr>
+    </w:p>
+    <w:p>
+      <w:pPr>
+        <w:spacing w:after="120" w:line="300" w:lineRule="auto"/>
+        <w:jc w:val="both"/>
+        <w:rPr>
+          <w:b/>
+          <w:bCs/>
+          <w:color w:val="1F3864"/>
+          <w:sz w:val="30"/>
+          <w:szCs w:val="30"/>
+        </w:rPr>
+      </w:pPr>
+      <w:r>
+        <w:rPr>
+          <w:b/>
+          <w:bCs/>
+          <w:color w:val="1F3864"/>
+          <w:sz w:val="30"/>
+          <w:szCs w:val="30"/>
+        </w:rPr>
+        <w:t>Enlace al PPT del Grupo 7</w:t>
+      </w:r>
+    </w:p>
+    <w:p>
+      <w:pPr>
+        <w:spacing w:after="120" w:line="300" w:lineRule="auto"/>
+        <w:jc w:val="both"/>
+      </w:pPr>
+      <w:r>
+        <w:t>https://www.canva.com/design/DAHYhaUntF0/vmLFytqYUShk4mBTRzYYeQ/edit</w:t>
       </w:r>
     </w:p>
     <w:sectPr>
@@ -18518,6 +17966,7 @@
   <w:style w:type="character" w:default="1" w:styleId="Fuentedeprrafopredeter">
     <w:name w:val="Default Paragraph Font"/>
     <w:uiPriority w:val="1"/>
+    <w:semiHidden/>
     <w:unhideWhenUsed/>
   </w:style>
   <w:style w:type="table" w:default="1" w:styleId="Tablanormal">
